--- a/ПАПС/Отчёты/ПР-3 ПАПС Тарасевич.docx
+++ b/ПАПС/Отчёты/ПР-3 ПАПС Тарасевич.docx
@@ -79,7 +79,27 @@
           <w:sz w:val="22"/>
           <w:szCs w:val="22"/>
         </w:rPr>
-        <w:t>«Балтийский государственный технический университет «ВОЕНМЕХ» им. Д.Ф. Устинова»</w:t>
+        <w:t xml:space="preserve">«Балтийский государственный технический университет «ВОЕНМЕХ» им. </w:t>
+      </w:r>
+      <w:proofErr w:type="gramStart"/>
+      <w:r>
+        <w:rPr>
+          <w:b/>
+          <w:color w:val="000000"/>
+          <w:sz w:val="22"/>
+          <w:szCs w:val="22"/>
+        </w:rPr>
+        <w:t>Д.Ф.</w:t>
+      </w:r>
+      <w:proofErr w:type="gramEnd"/>
+      <w:r>
+        <w:rPr>
+          <w:b/>
+          <w:color w:val="000000"/>
+          <w:sz w:val="22"/>
+          <w:szCs w:val="22"/>
+        </w:rPr>
+        <w:t xml:space="preserve"> Устинова»</w:t>
       </w:r>
     </w:p>
     <w:p>
@@ -95,7 +115,27 @@
           <w:sz w:val="22"/>
           <w:szCs w:val="22"/>
         </w:rPr>
-        <w:t>(БГТУ «ВОЕНМЕХ» им. Д.Ф. Устинова)</w:t>
+        <w:t xml:space="preserve">(БГТУ «ВОЕНМЕХ» им. </w:t>
+      </w:r>
+      <w:proofErr w:type="gramStart"/>
+      <w:r>
+        <w:rPr>
+          <w:b/>
+          <w:color w:val="000000"/>
+          <w:sz w:val="22"/>
+          <w:szCs w:val="22"/>
+        </w:rPr>
+        <w:t>Д.Ф.</w:t>
+      </w:r>
+      <w:proofErr w:type="gramEnd"/>
+      <w:r>
+        <w:rPr>
+          <w:b/>
+          <w:color w:val="000000"/>
+          <w:sz w:val="22"/>
+          <w:szCs w:val="22"/>
+        </w:rPr>
+        <w:t xml:space="preserve"> Устинова)</w:t>
       </w:r>
     </w:p>
     <w:p>
@@ -1147,8 +1187,16 @@
               <w:rPr>
                 <w:sz w:val="24"/>
               </w:rPr>
-              <w:t>Тарасевич В.В.</w:t>
-            </w:r>
+              <w:t xml:space="preserve">Тарасевич </w:t>
+            </w:r>
+            <w:proofErr w:type="gramStart"/>
+            <w:r>
+              <w:rPr>
+                <w:sz w:val="24"/>
+              </w:rPr>
+              <w:t>В.В.</w:t>
+            </w:r>
+            <w:proofErr w:type="gramEnd"/>
           </w:p>
         </w:tc>
       </w:tr>
@@ -1434,8 +1482,16 @@
               <w:rPr>
                 <w:sz w:val="24"/>
               </w:rPr>
-              <w:t>Зимина Д.В.</w:t>
-            </w:r>
+              <w:t xml:space="preserve">Зимина </w:t>
+            </w:r>
+            <w:proofErr w:type="gramStart"/>
+            <w:r>
+              <w:rPr>
+                <w:sz w:val="24"/>
+              </w:rPr>
+              <w:t>Д.В.</w:t>
+            </w:r>
+            <w:proofErr w:type="gramEnd"/>
           </w:p>
         </w:tc>
       </w:tr>
@@ -2012,7 +2068,7 @@
           <w:r>
             <w:fldChar w:fldCharType="separate"/>
           </w:r>
-          <w:hyperlink w:anchor="_Toc224603790" w:history="1">
+          <w:hyperlink w:anchor="_Toc225166817" w:history="1">
             <w:r>
               <w:rPr>
                 <w:rStyle w:val="aa"/>
@@ -2047,7 +2103,7 @@
                 <w:sz w:val="28"/>
                 <w:szCs w:val="28"/>
               </w:rPr>
-              <w:instrText xml:space="preserve"> PAGEREF _Toc224603790 \h </w:instrText>
+              <w:instrText xml:space="preserve"> PAGEREF _Toc225166817 \h </w:instrText>
             </w:r>
             <w:r>
               <w:rPr>
@@ -2103,7 +2159,7 @@
               <w14:ligatures w14:val="standardContextual"/>
             </w:rPr>
           </w:pPr>
-          <w:hyperlink w:anchor="_Toc224603791" w:history="1">
+          <w:hyperlink w:anchor="_Toc225166818" w:history="1">
             <w:r>
               <w:rPr>
                 <w:rStyle w:val="aa"/>
@@ -2111,7 +2167,17 @@
                 <w:sz w:val="28"/>
                 <w:szCs w:val="28"/>
               </w:rPr>
-              <w:t>2 Спецификация требований</w:t>
+              <w:t xml:space="preserve">2 Диаграмма </w:t>
+            </w:r>
+            <w:r>
+              <w:rPr>
+                <w:rStyle w:val="aa"/>
+                <w:noProof/>
+                <w:sz w:val="28"/>
+                <w:szCs w:val="28"/>
+                <w:lang w:val="en-US"/>
+              </w:rPr>
+              <w:t>flowchart</w:t>
             </w:r>
             <w:r>
               <w:rPr>
@@ -2138,7 +2204,7 @@
                 <w:sz w:val="28"/>
                 <w:szCs w:val="28"/>
               </w:rPr>
-              <w:instrText xml:space="preserve"> PAGEREF _Toc224603791 \h </w:instrText>
+              <w:instrText xml:space="preserve"> PAGEREF _Toc225166818 \h </w:instrText>
             </w:r>
             <w:r>
               <w:rPr>
@@ -2178,6 +2244,10 @@
           </w:hyperlink>
         </w:p>
         <w:p>
+          <w:pPr>
+            <w:spacing w:line="360" w:lineRule="auto"/>
+            <w:jc w:val="both"/>
+          </w:pPr>
           <w:r>
             <w:rPr>
               <w:b/>
@@ -2208,7 +2278,7 @@
       <w:r>
         <w:br w:type="column"/>
       </w:r>
-      <w:bookmarkStart w:id="0" w:name="_Toc224603790"/>
+      <w:bookmarkStart w:id="0" w:name="_Toc225166817"/>
       <w:r>
         <w:lastRenderedPageBreak/>
         <w:t>1 Постановка задачи</w:t>
@@ -2294,7 +2364,6 @@
           <w:color w:val="000000"/>
           <w:sz w:val="28"/>
           <w:szCs w:val="28"/>
-          <w:lang w:val="en-US"/>
         </w:rPr>
       </w:pPr>
       <w:r>
@@ -2385,7 +2454,27 @@
           <w:sz w:val="28"/>
           <w:szCs w:val="28"/>
         </w:rPr>
-        <w:t>реализующий мониторинг состояния промежуточных и оконечных устройств сети (сбор таких метрик, как загрузка процессора, количество расходуемой памяти и т.п.)</w:t>
+        <w:t xml:space="preserve">реализующий мониторинг состояния промежуточных и оконечных устройств сети (сбор таких метрик, как загрузка процессора, количество расходуемой памяти и </w:t>
+      </w:r>
+      <w:proofErr w:type="gramStart"/>
+      <w:r>
+        <w:rPr>
+          <w:bCs/>
+          <w:color w:val="000000"/>
+          <w:sz w:val="28"/>
+          <w:szCs w:val="28"/>
+        </w:rPr>
+        <w:t>т.п.</w:t>
+      </w:r>
+      <w:proofErr w:type="gramEnd"/>
+      <w:r>
+        <w:rPr>
+          <w:bCs/>
+          <w:color w:val="000000"/>
+          <w:sz w:val="28"/>
+          <w:szCs w:val="28"/>
+        </w:rPr>
+        <w:t>)</w:t>
       </w:r>
     </w:p>
     <w:p>
@@ -2395,21 +2484,21 @@
       <w:r>
         <w:br w:type="column"/>
       </w:r>
-      <w:bookmarkStart w:id="1" w:name="_Toc224603791"/>
+      <w:bookmarkStart w:id="1" w:name="_Toc225166818"/>
       <w:r>
         <w:lastRenderedPageBreak/>
         <w:t xml:space="preserve">2 </w:t>
       </w:r>
+      <w:r>
+        <w:t xml:space="preserve">Диаграмма </w:t>
+      </w:r>
+      <w:r>
+        <w:rPr>
+          <w:lang w:val="en-US"/>
+        </w:rPr>
+        <w:t>flowchart</w:t>
+      </w:r>
       <w:bookmarkEnd w:id="1"/>
-      <w:r>
-        <w:t xml:space="preserve">Диаграмма </w:t>
-      </w:r>
-      <w:r>
-        <w:rPr>
-          <w:lang w:val="en-US"/>
-        </w:rPr>
-        <w:t>flowchart</w:t>
-      </w:r>
     </w:p>
     <w:p>
       <w:pPr>
@@ -2485,6 +2574,7 @@
       <w:r>
         <w:rPr>
           <w:bCs/>
+          <w:noProof/>
           <w:color w:val="000000"/>
           <w:sz w:val="28"/>
           <w:szCs w:val="28"/>
@@ -2560,7 +2650,16 @@
           <w:szCs w:val="28"/>
           <w:lang w:val="en-US"/>
         </w:rPr>
-        <w:t xml:space="preserve">Flowchart </w:t>
+        <w:t>Flowchart</w:t>
+      </w:r>
+      <w:r>
+        <w:rPr>
+          <w:bCs/>
+          <w:color w:val="000000"/>
+          <w:sz w:val="28"/>
+          <w:szCs w:val="28"/>
+        </w:rPr>
+        <w:t xml:space="preserve"> </w:t>
       </w:r>
       <w:r>
         <w:rPr>
